--- a/tests/test.docx
+++ b/tests/test.docx
@@ -11,14 +11,14 @@
         </w:numPr>
         <w:spacing w:line="460" w:lineRule="exact"/>
         <w:rPr>
-          <w:rFonts w:ascii="宋体" w:hAnsi="宋体" w:hint="eastAsia"/>
+          <w:rFonts w:ascii="Consolas" w:eastAsia="楷体" w:hAnsi="Consolas"/>
           <w:bCs/>
           <w:sz w:val="24"/>
         </w:rPr>
       </w:pPr>
       <w:r>
         <w:rPr>
-          <w:rFonts w:ascii="宋体" w:hAnsi="宋体" w:hint="eastAsia"/>
+          <w:rFonts w:ascii="Consolas" w:eastAsia="楷体" w:hAnsi="Consolas" w:hint="eastAsia"/>
           <w:bCs/>
           <w:sz w:val="24"/>
         </w:rPr>
@@ -34,14 +34,14 @@
         </w:numPr>
         <w:spacing w:line="460" w:lineRule="exact"/>
         <w:rPr>
-          <w:rFonts w:ascii="宋体" w:hAnsi="宋体" w:hint="eastAsia"/>
+          <w:rFonts w:ascii="Consolas" w:eastAsia="楷体" w:hAnsi="Consolas"/>
           <w:bCs/>
           <w:sz w:val="24"/>
         </w:rPr>
       </w:pPr>
       <w:r>
         <w:rPr>
-          <w:rFonts w:ascii="宋体" w:hAnsi="宋体" w:hint="eastAsia"/>
+          <w:rFonts w:ascii="Consolas" w:eastAsia="楷体" w:hAnsi="Consolas" w:hint="eastAsia"/>
           <w:bCs/>
           <w:sz w:val="24"/>
         </w:rPr>
@@ -57,18 +57,52 @@
         </w:numPr>
         <w:spacing w:line="460" w:lineRule="exact"/>
         <w:rPr>
-          <w:rFonts w:ascii="宋体" w:hAnsi="宋体" w:hint="eastAsia"/>
+          <w:rFonts w:ascii="Consolas" w:eastAsia="楷体" w:hAnsi="Consolas"/>
           <w:bCs/>
           <w:sz w:val="24"/>
         </w:rPr>
       </w:pPr>
       <w:r>
         <w:rPr>
-          <w:rFonts w:ascii="宋体" w:hAnsi="宋体" w:hint="eastAsia"/>
+          <w:rFonts w:ascii="Consolas" w:eastAsia="楷体" w:hAnsi="Consolas" w:hint="eastAsia"/>
           <w:bCs/>
           <w:sz w:val="24"/>
         </w:rPr>
         <w:t>我也不好，┭┮﹏┭┮</w:t>
+      </w:r>
+    </w:p>
+    <w:p>
+      <w:pPr>
+        <w:spacing w:line="460" w:lineRule="exact"/>
+        <w:rPr>
+          <w:rFonts w:ascii="Consolas" w:eastAsia="楷体" w:hAnsi="Consolas"/>
+          <w:bCs/>
+          <w:sz w:val="24"/>
+        </w:rPr>
+      </w:pPr>
+      <w:r>
+        <w:rPr>
+          <w:rFonts w:ascii="Consolas" w:eastAsia="楷体" w:hAnsi="Consolas" w:hint="eastAsia"/>
+          <w:bCs/>
+          <w:sz w:val="24"/>
+        </w:rPr>
+        <w:t>一、测试</w:t>
+      </w:r>
+      <w:r>
+        <w:rPr>
+          <w:rFonts w:ascii="Consolas" w:eastAsia="楷体" w:hAnsi="Consolas" w:hint="eastAsia"/>
+          <w:bCs/>
+          <w:sz w:val="24"/>
+        </w:rPr>
+        <w:t>abcd</w:t>
+      </w:r>
+      <w:r>
+        <w:rPr>
+          <w:rFonts w:ascii="Consolas" w:eastAsia="楷体" w:hAnsi="Consolas" w:hint="eastAsia"/>
+          <w:bCs/>
+          <w:sz w:val="24"/>
+        </w:rPr>
+        <w:t>啊</w:t>
       </w:r>
     </w:p>
     <w:p>
@@ -76,13 +110,13 @@
         <w:spacing w:line="460" w:lineRule="exact"/>
         <w:ind w:left="60" w:firstLine="420"/>
         <w:rPr>
-          <w:rFonts w:hint="eastAsia"/>
+          <w:rFonts w:ascii="Consolas" w:eastAsia="楷体" w:hAnsi="Consolas"/>
           <w:bCs/>
         </w:rPr>
       </w:pPr>
       <w:r>
         <w:rPr>
-          <w:rFonts w:ascii="宋体" w:hAnsi="宋体"/>
+          <w:rFonts w:ascii="Consolas" w:eastAsia="楷体" w:hAnsi="Consolas"/>
           <w:bCs/>
           <w:sz w:val="24"/>
         </w:rPr>
@@ -90,7 +124,7 @@
       </w:r>
       <w:r>
         <w:rPr>
-          <w:rFonts w:ascii="宋体" w:hAnsi="宋体" w:hint="eastAsia"/>
+          <w:rFonts w:ascii="Consolas" w:eastAsia="楷体" w:hAnsi="Consolas" w:hint="eastAsia"/>
           <w:bCs/>
           <w:sz w:val="24"/>
         </w:rPr>
@@ -98,7 +132,7 @@
       </w:r>
       <w:r>
         <w:rPr>
-          <w:rFonts w:ascii="宋体" w:hAnsi="宋体"/>
+          <w:rFonts w:ascii="Consolas" w:eastAsia="楷体" w:hAnsi="Consolas"/>
           <w:bCs/>
           <w:sz w:val="24"/>
         </w:rPr>
@@ -106,7 +140,7 @@
       </w:r>
       <w:r>
         <w:rPr>
-          <w:rFonts w:ascii="宋体" w:hAnsi="宋体" w:hint="eastAsia"/>
+          <w:rFonts w:ascii="Consolas" w:eastAsia="楷体" w:hAnsi="Consolas" w:hint="eastAsia"/>
           <w:bCs/>
           <w:sz w:val="24"/>
         </w:rPr>
@@ -117,7 +151,7 @@
       <w:pPr>
         <w:spacing w:line="460" w:lineRule="exact"/>
         <w:rPr>
-          <w:rFonts w:ascii="宋体" w:hAnsi="宋体" w:hint="eastAsia"/>
+          <w:rFonts w:ascii="Consolas" w:eastAsia="楷体" w:hAnsi="Consolas"/>
           <w:b/>
           <w:sz w:val="24"/>
         </w:rPr>
@@ -127,12 +161,13 @@
       <w:pPr>
         <w:spacing w:line="460" w:lineRule="exact"/>
         <w:rPr>
+          <w:rFonts w:ascii="Consolas" w:eastAsia="楷体" w:hAnsi="Consolas"/>
           <w:bCs/>
         </w:rPr>
       </w:pPr>
       <w:r>
         <w:rPr>
-          <w:rFonts w:ascii="宋体" w:hAnsi="宋体"/>
+          <w:rFonts w:ascii="Consolas" w:eastAsia="楷体" w:hAnsi="Consolas"/>
           <w:bCs/>
           <w:sz w:val="24"/>
         </w:rPr>
@@ -140,7 +175,7 @@
       </w:r>
       <w:r>
         <w:rPr>
-          <w:rFonts w:ascii="宋体" w:hAnsi="宋体"/>
+          <w:rFonts w:ascii="Consolas" w:eastAsia="楷体" w:hAnsi="Consolas"/>
           <w:bCs/>
           <w:sz w:val="24"/>
         </w:rPr>
@@ -148,27 +183,55 @@
       </w:r>
       <w:r>
         <w:rPr>
-          <w:rFonts w:ascii="宋体" w:hAnsi="宋体"/>
+          <w:rFonts w:ascii="Consolas" w:eastAsia="楷体" w:hAnsi="Consolas"/>
           <w:bCs/>
           <w:sz w:val="24"/>
         </w:rPr>
-        <w:t>认识论与哲学方法论​</w:t>
+        <w:t>认识论与哲学方法论</w:t>
       </w:r>
     </w:p>
     <w:p>
       <w:pPr>
         <w:spacing w:line="460" w:lineRule="exact"/>
         <w:rPr>
-          <w:rFonts w:ascii="宋体" w:hAnsi="宋体" w:hint="eastAsia"/>
-          <w:sz w:val="24"/>
-        </w:rPr>
-      </w:pPr>
-      <w:r>
-        <w:rPr>
-          <w:rFonts w:ascii="宋体" w:hAnsi="宋体"/>
-          <w:sz w:val="24"/>
-        </w:rPr>
-        <w:t>《实践论》《矛盾论》（合称 “两论”）构建了中国共产党人的哲学方法论体系，为革命实践提供了科学的思想工具。​</w:t>
+          <w:rFonts w:ascii="Consolas" w:eastAsia="楷体" w:hAnsi="Consolas"/>
+          <w:sz w:val="24"/>
+        </w:rPr>
+      </w:pPr>
+      <w:r>
+        <w:rPr>
+          <w:rFonts w:ascii="Consolas" w:eastAsia="楷体" w:hAnsi="Consolas"/>
+          <w:sz w:val="24"/>
+        </w:rPr>
+        <w:t>《实践论》《矛盾论》（合称</w:t>
+      </w:r>
+      <w:r>
+        <w:rPr>
+          <w:rFonts w:ascii="Consolas" w:eastAsia="楷体" w:hAnsi="Consolas"/>
+          <w:sz w:val="24"/>
+        </w:rPr>
+        <w:t xml:space="preserve"> “</w:t>
+      </w:r>
+      <w:r>
+        <w:rPr>
+          <w:rFonts w:ascii="Consolas" w:eastAsia="楷体" w:hAnsi="Consolas"/>
+          <w:sz w:val="24"/>
+        </w:rPr>
+        <w:t>两论</w:t>
+      </w:r>
+      <w:r>
+        <w:rPr>
+          <w:rFonts w:ascii="Consolas" w:eastAsia="楷体" w:hAnsi="Consolas"/>
+          <w:sz w:val="24"/>
+        </w:rPr>
+        <w:t>”</w:t>
+      </w:r>
+      <w:r>
+        <w:rPr>
+          <w:rFonts w:ascii="Consolas" w:eastAsia="楷体" w:hAnsi="Consolas"/>
+          <w:sz w:val="24"/>
+        </w:rPr>
+        <w:t>）构建了中国共产党人的哲学方法论体系，为革命实践提供了科学的思想工具。</w:t>
       </w:r>
     </w:p>
     <w:p>
@@ -176,85 +239,296 @@
         <w:spacing w:line="460" w:lineRule="exact"/>
         <w:ind w:left="1680"/>
         <w:rPr>
-          <w:rFonts w:ascii="宋体" w:hAnsi="宋体" w:hint="eastAsia"/>
-          <w:sz w:val="24"/>
-        </w:rPr>
-      </w:pPr>
-      <w:r>
-        <w:rPr>
-          <w:rFonts w:ascii="宋体" w:hAnsi="宋体" w:hint="eastAsia"/>
-          <w:sz w:val="24"/>
-        </w:rPr>
-        <w:t>Adjsflksjdkfjks啊slid飞机离开十九点零分上雕刻技法历史交锋klsd是独立房间分噱是</w:t>
+          <w:rFonts w:ascii="Consolas" w:eastAsia="楷体" w:hAnsi="Consolas"/>
+          <w:sz w:val="24"/>
+        </w:rPr>
+      </w:pPr>
+      <w:r>
+        <w:rPr>
+          <w:rFonts w:ascii="Consolas" w:eastAsia="楷体" w:hAnsi="Consolas" w:hint="eastAsia"/>
+          <w:sz w:val="24"/>
+        </w:rPr>
+        <w:t>Adjsflksjdkfjks</w:t>
+      </w:r>
+      <w:r>
+        <w:rPr>
+          <w:rFonts w:ascii="Consolas" w:eastAsia="楷体" w:hAnsi="Consolas" w:hint="eastAsia"/>
+          <w:sz w:val="24"/>
+        </w:rPr>
+        <w:t>啊</w:t>
+      </w:r>
+      <w:r>
+        <w:rPr>
+          <w:rFonts w:ascii="Consolas" w:eastAsia="楷体" w:hAnsi="Consolas" w:hint="eastAsia"/>
+          <w:sz w:val="24"/>
+        </w:rPr>
+        <w:t>slid</w:t>
+      </w:r>
+      <w:r>
+        <w:rPr>
+          <w:rFonts w:ascii="Consolas" w:eastAsia="楷体" w:hAnsi="Consolas" w:hint="eastAsia"/>
+          <w:sz w:val="24"/>
+        </w:rPr>
+        <w:t>飞机离开十九点零分上雕刻技法历史交锋</w:t>
+      </w:r>
+      <w:r>
+        <w:rPr>
+          <w:rFonts w:ascii="Consolas" w:eastAsia="楷体" w:hAnsi="Consolas" w:hint="eastAsia"/>
+          <w:sz w:val="24"/>
+        </w:rPr>
+        <w:t>klsd</w:t>
+      </w:r>
+      <w:r>
+        <w:rPr>
+          <w:rFonts w:ascii="Consolas" w:eastAsia="楷体" w:hAnsi="Consolas" w:hint="eastAsia"/>
+          <w:sz w:val="24"/>
+        </w:rPr>
+        <w:t>是独立房间分噱是</w:t>
       </w:r>
     </w:p>
     <w:p>
       <w:pPr>
         <w:spacing w:line="460" w:lineRule="exact"/>
-      </w:pPr>
-      <w:r>
-        <w:rPr>
-          <w:rFonts w:ascii="宋体" w:hAnsi="宋体" w:hint="eastAsia"/>
-          <w:sz w:val="24"/>
-        </w:rPr>
-        <w:t xml:space="preserve">  数量达到JFK空军飞机上的了就诞生了就</w:t>
+        <w:rPr>
+          <w:rFonts w:ascii="Consolas" w:eastAsia="楷体" w:hAnsi="Consolas"/>
+        </w:rPr>
+      </w:pPr>
+      <w:r>
+        <w:rPr>
+          <w:rFonts w:ascii="Consolas" w:eastAsia="楷体" w:hAnsi="Consolas" w:hint="eastAsia"/>
+          <w:sz w:val="24"/>
+        </w:rPr>
+        <w:t xml:space="preserve">  </w:t>
+      </w:r>
+      <w:r>
+        <w:rPr>
+          <w:rFonts w:ascii="Consolas" w:eastAsia="楷体" w:hAnsi="Consolas" w:hint="eastAsia"/>
+          <w:sz w:val="24"/>
+        </w:rPr>
+        <w:t>数量达到</w:t>
+      </w:r>
+      <w:r>
+        <w:rPr>
+          <w:rFonts w:ascii="Consolas" w:eastAsia="楷体" w:hAnsi="Consolas" w:hint="eastAsia"/>
+          <w:sz w:val="24"/>
+        </w:rPr>
+        <w:t>JFK</w:t>
+      </w:r>
+      <w:r>
+        <w:rPr>
+          <w:rFonts w:ascii="Consolas" w:eastAsia="楷体" w:hAnsi="Consolas" w:hint="eastAsia"/>
+          <w:sz w:val="24"/>
+        </w:rPr>
+        <w:t>空军飞机上的了就诞生了就</w:t>
       </w:r>
     </w:p>
     <w:p>
       <w:pPr>
         <w:spacing w:line="460" w:lineRule="exact"/>
         <w:rPr>
-          <w:rFonts w:ascii="宋体" w:hAnsi="宋体" w:hint="eastAsia"/>
-          <w:sz w:val="24"/>
-        </w:rPr>
-      </w:pPr>
-      <w:r>
-        <w:rPr>
-          <w:rFonts w:ascii="宋体" w:hAnsi="宋体"/>
-          <w:sz w:val="24"/>
-        </w:rPr>
-        <w:t>（2）实践与认识的辩证关系：</w:t>
+          <w:rFonts w:ascii="Consolas" w:eastAsia="楷体" w:hAnsi="Consolas"/>
+          <w:sz w:val="24"/>
+        </w:rPr>
+      </w:pPr>
+      <w:r>
+        <w:rPr>
+          <w:rFonts w:ascii="Consolas" w:eastAsia="楷体" w:hAnsi="Consolas"/>
+          <w:sz w:val="24"/>
+        </w:rPr>
+        <w:t>（</w:t>
+      </w:r>
+      <w:r>
+        <w:rPr>
+          <w:rFonts w:ascii="Consolas" w:eastAsia="楷体" w:hAnsi="Consolas"/>
+          <w:sz w:val="24"/>
+        </w:rPr>
+        <w:t>2</w:t>
+      </w:r>
+      <w:r>
+        <w:rPr>
+          <w:rFonts w:ascii="Consolas" w:eastAsia="楷体" w:hAnsi="Consolas"/>
+          <w:sz w:val="24"/>
+        </w:rPr>
+        <w:t>）实践与认识的辩证关系：</w:t>
       </w:r>
     </w:p>
     <w:p>
       <w:pPr>
         <w:spacing w:line="460" w:lineRule="exact"/>
         <w:ind w:left="1260" w:firstLine="420"/>
-      </w:pPr>
-      <w:r>
-        <w:rPr>
-          <w:rFonts w:ascii="宋体" w:hAnsi="宋体"/>
-          <w:sz w:val="24"/>
-        </w:rPr>
-        <w:t>强调实践决定认识的产生、发展与检验 ——“实践是认识发展的动力”，而正确的认识对实践具有反作用，错误的认识则会导致实践失败，形成 “实践 — 认识 — 再实践 — 再认识” 的螺旋上升过程。​</w:t>
-      </w:r>
-    </w:p>
-    <w:p>
-      <w:pPr>
-        <w:rPr>
-          <w:rFonts w:ascii="宋体" w:hAnsi="宋体" w:hint="eastAsia"/>
-          <w:sz w:val="24"/>
-        </w:rPr>
-      </w:pPr>
-      <w:r>
-        <w:rPr>
-          <w:rFonts w:ascii="宋体" w:hAnsi="宋体"/>
-          <w:sz w:val="24"/>
-        </w:rPr>
-        <w:t>（3）在革命中的实际应用：</w:t>
+        <w:rPr>
+          <w:rFonts w:ascii="Consolas" w:eastAsia="楷体" w:hAnsi="Consolas"/>
+        </w:rPr>
+      </w:pPr>
+      <w:r>
+        <w:rPr>
+          <w:rFonts w:ascii="Consolas" w:eastAsia="楷体" w:hAnsi="Consolas"/>
+          <w:sz w:val="24"/>
+        </w:rPr>
+        <w:t>强调实践决定认识的产生、发展与检验</w:t>
+      </w:r>
+      <w:r>
+        <w:rPr>
+          <w:rFonts w:ascii="Consolas" w:eastAsia="楷体" w:hAnsi="Consolas"/>
+          <w:sz w:val="24"/>
+        </w:rPr>
+        <w:t xml:space="preserve"> ——“</w:t>
+      </w:r>
+      <w:r>
+        <w:rPr>
+          <w:rFonts w:ascii="Consolas" w:eastAsia="楷体" w:hAnsi="Consolas"/>
+          <w:sz w:val="24"/>
+        </w:rPr>
+        <w:t>实践是认识发展的动力</w:t>
+      </w:r>
+      <w:r>
+        <w:rPr>
+          <w:rFonts w:ascii="Consolas" w:eastAsia="楷体" w:hAnsi="Consolas"/>
+          <w:sz w:val="24"/>
+        </w:rPr>
+        <w:t>”</w:t>
+      </w:r>
+      <w:r>
+        <w:rPr>
+          <w:rFonts w:ascii="Consolas" w:eastAsia="楷体" w:hAnsi="Consolas"/>
+          <w:sz w:val="24"/>
+        </w:rPr>
+        <w:t>，而正确的</w:t>
+      </w:r>
+      <m:oMath>
+        <m:r>
+          <w:rPr>
+            <w:rFonts w:ascii="Cambria Math" w:eastAsia="楷体" w:hAnsi="Cambria Math" w:hint="eastAsia"/>
+            <w:sz w:val="24"/>
+          </w:rPr>
+          <m:t>f</m:t>
+        </m:r>
+        <m:r>
+          <w:rPr>
+            <w:rFonts w:ascii="Cambria Math" w:eastAsia="楷体" w:hAnsi="Cambria Math"/>
+            <w:sz w:val="24"/>
+          </w:rPr>
+          <m:t>=x</m:t>
+        </m:r>
+      </m:oMath>
+      <w:r>
+        <w:rPr>
+          <w:rFonts w:ascii="Consolas" w:eastAsia="楷体" w:hAnsi="Consolas"/>
+          <w:sz w:val="24"/>
+        </w:rPr>
+        <w:t>认识对实践具有反作用，错误的认识则会导致实践失败，形成</w:t>
+      </w:r>
+      <w:r>
+        <w:rPr>
+          <w:rFonts w:ascii="Consolas" w:eastAsia="楷体" w:hAnsi="Consolas"/>
+          <w:sz w:val="24"/>
+        </w:rPr>
+        <w:t xml:space="preserve"> “</w:t>
+      </w:r>
+      <w:r>
+        <w:rPr>
+          <w:rFonts w:ascii="Consolas" w:eastAsia="楷体" w:hAnsi="Consolas"/>
+          <w:sz w:val="24"/>
+        </w:rPr>
+        <w:t>实践</w:t>
+      </w:r>
+      <w:r>
+        <w:rPr>
+          <w:rFonts w:ascii="Consolas" w:eastAsia="楷体" w:hAnsi="Consolas"/>
+          <w:sz w:val="24"/>
+        </w:rPr>
+        <w:t xml:space="preserve"> — </w:t>
+      </w:r>
+      <w:r>
+        <w:rPr>
+          <w:rFonts w:ascii="Consolas" w:eastAsia="楷体" w:hAnsi="Consolas"/>
+          <w:sz w:val="24"/>
+        </w:rPr>
+        <w:t>认识</w:t>
+      </w:r>
+      <w:r>
+        <w:rPr>
+          <w:rFonts w:ascii="Consolas" w:eastAsia="楷体" w:hAnsi="Consolas"/>
+          <w:sz w:val="24"/>
+        </w:rPr>
+        <w:t xml:space="preserve"> — </w:t>
+      </w:r>
+      <w:r>
+        <w:rPr>
+          <w:rFonts w:ascii="Consolas" w:eastAsia="楷体" w:hAnsi="Consolas"/>
+          <w:sz w:val="24"/>
+        </w:rPr>
+        <w:t>再实践</w:t>
+      </w:r>
+      <w:r>
+        <w:rPr>
+          <w:rFonts w:ascii="Consolas" w:eastAsia="楷体" w:hAnsi="Consolas"/>
+          <w:sz w:val="24"/>
+        </w:rPr>
+        <w:t xml:space="preserve"> — </w:t>
+      </w:r>
+      <w:r>
+        <w:rPr>
+          <w:rFonts w:ascii="Consolas" w:eastAsia="楷体" w:hAnsi="Consolas"/>
+          <w:sz w:val="24"/>
+        </w:rPr>
+        <w:t>再认识</w:t>
+      </w:r>
+      <w:r>
+        <w:rPr>
+          <w:rFonts w:ascii="Consolas" w:eastAsia="楷体" w:hAnsi="Consolas"/>
+          <w:sz w:val="24"/>
+        </w:rPr>
+        <w:t xml:space="preserve">” </w:t>
+      </w:r>
+      <w:r>
+        <w:rPr>
+          <w:rFonts w:ascii="Consolas" w:eastAsia="楷体" w:hAnsi="Consolas"/>
+          <w:sz w:val="24"/>
+        </w:rPr>
+        <w:t>的螺旋上升过程。</w:t>
+      </w:r>
+    </w:p>
+    <w:p>
+      <w:pPr>
+        <w:rPr>
+          <w:rFonts w:ascii="Consolas" w:eastAsia="楷体" w:hAnsi="Consolas"/>
+          <w:sz w:val="24"/>
+        </w:rPr>
+      </w:pPr>
+      <w:r>
+        <w:rPr>
+          <w:rFonts w:ascii="Consolas" w:eastAsia="楷体" w:hAnsi="Consolas"/>
+          <w:sz w:val="24"/>
+        </w:rPr>
+        <w:t>（</w:t>
+      </w:r>
+      <w:r>
+        <w:rPr>
+          <w:rFonts w:ascii="Consolas" w:eastAsia="楷体" w:hAnsi="Consolas"/>
+          <w:sz w:val="24"/>
+        </w:rPr>
+        <w:t>3</w:t>
+      </w:r>
+      <w:r>
+        <w:rPr>
+          <w:rFonts w:ascii="Consolas" w:eastAsia="楷体" w:hAnsi="Consolas"/>
+          <w:sz w:val="24"/>
+        </w:rPr>
+        <w:t>）在革命中的实际应用：</w:t>
       </w:r>
     </w:p>
     <w:p>
       <w:pPr>
         <w:ind w:firstLine="420"/>
         <w:rPr>
-          <w:rFonts w:ascii="宋体" w:hAnsi="宋体" w:hint="eastAsia"/>
-          <w:sz w:val="24"/>
-        </w:rPr>
-      </w:pPr>
-      <w:r>
-        <w:rPr>
-          <w:rFonts w:ascii="宋体" w:hAnsi="宋体"/>
+          <w:rFonts w:ascii="Consolas" w:eastAsia="楷体" w:hAnsi="Consolas"/>
+          <w:sz w:val="24"/>
+        </w:rPr>
+      </w:pPr>
+      <w:r>
+        <w:rPr>
+          <w:rFonts w:ascii="Consolas" w:eastAsia="楷体" w:hAnsi="Consolas"/>
           <w:sz w:val="24"/>
         </w:rPr>
         <w:t>中国共产党正是通过土地革命时期的根据地实践、抗日战争时期的统一战线实践，逐步深化对中国革命规律的认识，最终形成了符合国情的革命理论，避免了教条主义和经验主义的错误。</w:t>
@@ -263,9 +537,13 @@
     <w:p>
       <w:pPr>
         <w:ind w:firstLine="420"/>
-      </w:pPr>
-      <w:r>
-        <w:rPr>
+        <w:rPr>
+          <w:rFonts w:ascii="Consolas" w:eastAsia="楷体" w:hAnsi="Consolas"/>
+        </w:rPr>
+      </w:pPr>
+      <w:r>
+        <w:rPr>
+          <w:rFonts w:ascii="Consolas" w:eastAsia="楷体" w:hAnsi="Consolas"/>
           <w:noProof/>
         </w:rPr>
         <w:drawing>
@@ -308,22 +586,25 @@
     <w:p>
       <w:pPr>
         <w:ind w:firstLine="420"/>
-      </w:pPr>
-      <w:r>
-        <w:rPr>
-          <w:rFonts w:hint="eastAsia"/>
+        <w:rPr>
+          <w:rFonts w:ascii="Consolas" w:eastAsia="楷体" w:hAnsi="Consolas"/>
+        </w:rPr>
+      </w:pPr>
+      <w:r>
+        <w:rPr>
+          <w:rFonts w:ascii="Consolas" w:eastAsia="楷体" w:hAnsi="Consolas" w:hint="eastAsia"/>
         </w:rPr>
         <w:t>图</w:t>
       </w:r>
       <w:r>
         <w:rPr>
-          <w:rFonts w:hint="eastAsia"/>
+          <w:rFonts w:ascii="Consolas" w:eastAsia="楷体" w:hAnsi="Consolas" w:hint="eastAsia"/>
         </w:rPr>
         <w:t xml:space="preserve">1 </w:t>
       </w:r>
       <w:r>
         <w:rPr>
-          <w:rFonts w:hint="eastAsia"/>
+          <w:rFonts w:ascii="Consolas" w:eastAsia="楷体" w:hAnsi="Consolas" w:hint="eastAsia"/>
         </w:rPr>
         <w:t>爱你啊</w:t>
       </w:r>
@@ -331,51 +612,58 @@
     <w:p>
       <w:pPr>
         <w:ind w:left="1680" w:firstLine="420"/>
-      </w:pPr>
-      <w:r>
-        <w:rPr>
-          <w:rFonts w:hint="eastAsia"/>
+        <w:rPr>
+          <w:rFonts w:ascii="Consolas" w:eastAsia="楷体" w:hAnsi="Consolas"/>
+        </w:rPr>
+      </w:pPr>
+      <w:r>
+        <w:rPr>
+          <w:rFonts w:ascii="Consolas" w:eastAsia="楷体" w:hAnsi="Consolas" w:hint="eastAsia"/>
         </w:rPr>
         <w:t>是个拉萨解放卡拉圣诞节分厘卡圣诞节反馈</w:t>
       </w:r>
       <w:r>
         <w:rPr>
-          <w:rFonts w:hint="eastAsia"/>
-        </w:rPr>
-        <w:t>发发给你撒旦解放螺丝钉解放了</w:t>
-      </w:r>
-      <w:r>
-        <w:rPr>
-          <w:rFonts w:hint="eastAsia"/>
+          <w:rFonts w:ascii="Consolas" w:eastAsia="楷体" w:hAnsi="Consolas" w:hint="eastAsia"/>
+        </w:rPr>
+        <w:t>发发给你撒旦解放螺丝</w:t>
+      </w:r>
+      <w:r>
+        <w:rPr>
+          <w:rFonts w:ascii="Consolas" w:eastAsia="楷体" w:hAnsi="Consolas" w:hint="eastAsia"/>
+        </w:rPr>
+        <w:lastRenderedPageBreak/>
+        <w:t>钉解放了</w:t>
+      </w:r>
+      <w:r>
+        <w:rPr>
+          <w:rFonts w:ascii="Consolas" w:eastAsia="楷体" w:hAnsi="Consolas" w:hint="eastAsia"/>
         </w:rPr>
         <w:t>十分了解圣诞快乐房价快乐圣诞快乐房价</w:t>
       </w:r>
       <w:r>
         <w:rPr>
-          <w:rFonts w:hint="eastAsia"/>
+          <w:rFonts w:ascii="Consolas" w:eastAsia="楷体" w:hAnsi="Consolas" w:hint="eastAsia"/>
         </w:rPr>
         <w:t>ask</w:t>
       </w:r>
       <w:r>
         <w:rPr>
-          <w:rFonts w:hint="eastAsia"/>
-        </w:rPr>
-        <w:t>了杰弗里是搭街</w:t>
-      </w:r>
-      <w:r>
-        <w:rPr>
-          <w:rFonts w:hint="eastAsia"/>
-        </w:rPr>
-        <w:lastRenderedPageBreak/>
-        <w:t>坊卡拉速度加快立法就深刻搭街坊卡拉警方开始搭建开发了克里夫就是打开链接发看来是解放昆仑山搭街坊卡拉按时艰苦撒旦解放开始了搭街坊卡拉圣诞节克里夫撒旦克里夫就事论事大家法律</w:t>
+          <w:rFonts w:ascii="Consolas" w:eastAsia="楷体" w:hAnsi="Consolas" w:hint="eastAsia"/>
+        </w:rPr>
+        <w:t>了杰弗里是搭街坊卡拉速度加快立法就深刻搭街坊卡拉警方开始搭建开发了克里夫就是打开链接发看来是解放昆仑山搭街坊卡拉按时艰苦撒旦解放开始了搭街坊卡拉圣诞节克里夫撒旦克里夫就事论事大家法律</w:t>
       </w:r>
     </w:p>
     <w:p>
       <w:pPr>
         <w:ind w:firstLine="420"/>
-      </w:pPr>
-      <w:r>
-        <w:rPr>
+        <w:rPr>
+          <w:rFonts w:ascii="Consolas" w:eastAsia="楷体" w:hAnsi="Consolas"/>
+        </w:rPr>
+      </w:pPr>
+      <w:r>
+        <w:rPr>
+          <w:rFonts w:ascii="Consolas" w:eastAsia="楷体" w:hAnsi="Consolas"/>
           <w:noProof/>
         </w:rPr>
         <w:drawing>
@@ -418,22 +706,25 @@
     <w:p>
       <w:pPr>
         <w:ind w:firstLine="420"/>
-      </w:pPr>
-      <w:r>
-        <w:rPr>
-          <w:rFonts w:hint="eastAsia"/>
+        <w:rPr>
+          <w:rFonts w:ascii="Consolas" w:eastAsia="楷体" w:hAnsi="Consolas"/>
+        </w:rPr>
+      </w:pPr>
+      <w:r>
+        <w:rPr>
+          <w:rFonts w:ascii="Consolas" w:eastAsia="楷体" w:hAnsi="Consolas" w:hint="eastAsia"/>
         </w:rPr>
         <w:t>图</w:t>
       </w:r>
       <w:r>
         <w:rPr>
-          <w:rFonts w:hint="eastAsia"/>
+          <w:rFonts w:ascii="Consolas" w:eastAsia="楷体" w:hAnsi="Consolas" w:hint="eastAsia"/>
         </w:rPr>
         <w:t xml:space="preserve">2 </w:t>
       </w:r>
       <w:r>
         <w:rPr>
-          <w:rFonts w:hint="eastAsia"/>
+          <w:rFonts w:ascii="Consolas" w:eastAsia="楷体" w:hAnsi="Consolas" w:hint="eastAsia"/>
         </w:rPr>
         <w:t>不爱你啊</w:t>
       </w:r>
@@ -441,37 +732,49 @@
     <w:p>
       <w:pPr>
         <w:ind w:firstLine="420"/>
+        <w:rPr>
+          <w:rFonts w:ascii="Consolas" w:eastAsia="楷体" w:hAnsi="Consolas"/>
+        </w:rPr>
       </w:pPr>
     </w:p>
     <w:p>
       <w:pPr>
         <w:ind w:firstLine="420"/>
+        <w:rPr>
+          <w:rFonts w:ascii="Consolas" w:eastAsia="楷体" w:hAnsi="Consolas"/>
+        </w:rPr>
       </w:pPr>
     </w:p>
     <w:p>
       <w:pPr>
         <w:ind w:firstLine="420"/>
+        <w:rPr>
+          <w:rFonts w:ascii="Consolas" w:eastAsia="楷体" w:hAnsi="Consolas"/>
+        </w:rPr>
       </w:pPr>
     </w:p>
     <w:p>
       <w:pPr>
         <w:ind w:firstLine="420"/>
-      </w:pPr>
-      <w:r>
-        <w:rPr>
-          <w:rFonts w:hint="eastAsia"/>
+        <w:rPr>
+          <w:rFonts w:ascii="Consolas" w:eastAsia="楷体" w:hAnsi="Consolas"/>
+        </w:rPr>
+      </w:pPr>
+      <w:r>
+        <w:rPr>
+          <w:rFonts w:ascii="Consolas" w:eastAsia="楷体" w:hAnsi="Consolas" w:hint="eastAsia"/>
         </w:rPr>
         <w:t>表</w:t>
       </w:r>
       <w:r>
         <w:rPr>
-          <w:rFonts w:hint="eastAsia"/>
+          <w:rFonts w:ascii="Consolas" w:eastAsia="楷体" w:hAnsi="Consolas" w:hint="eastAsia"/>
         </w:rPr>
         <w:t xml:space="preserve">1 </w:t>
       </w:r>
       <w:r>
         <w:rPr>
-          <w:rFonts w:hint="eastAsia"/>
+          <w:rFonts w:ascii="Consolas" w:eastAsia="楷体" w:hAnsi="Consolas" w:hint="eastAsia"/>
         </w:rPr>
         <w:t>我还是爱你</w:t>
       </w:r>
@@ -494,9 +797,14 @@
             <w:tcW w:w="2074" w:type="dxa"/>
           </w:tcPr>
           <w:p>
+            <w:pPr>
+              <w:rPr>
+                <w:rFonts w:ascii="Consolas" w:eastAsia="楷体" w:hAnsi="Consolas"/>
+              </w:rPr>
+            </w:pPr>
             <w:r>
               <w:rPr>
-                <w:rFonts w:hint="eastAsia"/>
+                <w:rFonts w:ascii="Consolas" w:eastAsia="楷体" w:hAnsi="Consolas" w:hint="eastAsia"/>
               </w:rPr>
               <w:t>十分士大夫</w:t>
             </w:r>
@@ -507,9 +815,14 @@
             <w:tcW w:w="2074" w:type="dxa"/>
           </w:tcPr>
           <w:p>
+            <w:pPr>
+              <w:rPr>
+                <w:rFonts w:ascii="Consolas" w:eastAsia="楷体" w:hAnsi="Consolas"/>
+              </w:rPr>
+            </w:pPr>
             <w:r>
               <w:rPr>
-                <w:rFonts w:hint="eastAsia"/>
+                <w:rFonts w:ascii="Consolas" w:eastAsia="楷体" w:hAnsi="Consolas" w:hint="eastAsia"/>
               </w:rPr>
               <w:t>阿斯弗</w:t>
             </w:r>
@@ -520,15 +833,20 @@
             <w:tcW w:w="2074" w:type="dxa"/>
           </w:tcPr>
           <w:p>
+            <w:pPr>
+              <w:rPr>
+                <w:rFonts w:ascii="Consolas" w:eastAsia="楷体" w:hAnsi="Consolas"/>
+              </w:rPr>
+            </w:pPr>
             <w:r>
               <w:rPr>
-                <w:rFonts w:hint="eastAsia"/>
+                <w:rFonts w:ascii="Consolas" w:eastAsia="楷体" w:hAnsi="Consolas" w:hint="eastAsia"/>
               </w:rPr>
               <w:t xml:space="preserve"> </w:t>
             </w:r>
             <w:r>
               <w:rPr>
-                <w:rFonts w:hint="eastAsia"/>
+                <w:rFonts w:ascii="Consolas" w:eastAsia="楷体" w:hAnsi="Consolas" w:hint="eastAsia"/>
               </w:rPr>
               <w:t>发生的地方</w:t>
             </w:r>
@@ -539,9 +857,14 @@
             <w:tcW w:w="2074" w:type="dxa"/>
           </w:tcPr>
           <w:p>
+            <w:pPr>
+              <w:rPr>
+                <w:rFonts w:ascii="Consolas" w:eastAsia="楷体" w:hAnsi="Consolas"/>
+              </w:rPr>
+            </w:pPr>
             <w:r>
               <w:rPr>
-                <w:rFonts w:hint="eastAsia"/>
+                <w:rFonts w:ascii="Consolas" w:eastAsia="楷体" w:hAnsi="Consolas" w:hint="eastAsia"/>
               </w:rPr>
               <w:t>阿斯弗</w:t>
             </w:r>
@@ -554,9 +877,14 @@
             <w:tcW w:w="2074" w:type="dxa"/>
           </w:tcPr>
           <w:p>
+            <w:pPr>
+              <w:rPr>
+                <w:rFonts w:ascii="Consolas" w:eastAsia="楷体" w:hAnsi="Consolas"/>
+              </w:rPr>
+            </w:pPr>
             <w:r>
               <w:rPr>
-                <w:rFonts w:hint="eastAsia"/>
+                <w:rFonts w:ascii="Consolas" w:eastAsia="楷体" w:hAnsi="Consolas" w:hint="eastAsia"/>
               </w:rPr>
               <w:t>撒旦发生</w:t>
             </w:r>
@@ -567,9 +895,14 @@
             <w:tcW w:w="2074" w:type="dxa"/>
           </w:tcPr>
           <w:p>
+            <w:pPr>
+              <w:rPr>
+                <w:rFonts w:ascii="Consolas" w:eastAsia="楷体" w:hAnsi="Consolas"/>
+              </w:rPr>
+            </w:pPr>
             <w:r>
               <w:rPr>
-                <w:rFonts w:hint="eastAsia"/>
+                <w:rFonts w:ascii="Consolas" w:eastAsia="楷体" w:hAnsi="Consolas" w:hint="eastAsia"/>
               </w:rPr>
               <w:t>阿斯弗</w:t>
             </w:r>
@@ -580,9 +913,14 @@
             <w:tcW w:w="2074" w:type="dxa"/>
           </w:tcPr>
           <w:p>
+            <w:pPr>
+              <w:rPr>
+                <w:rFonts w:ascii="Consolas" w:eastAsia="楷体" w:hAnsi="Consolas"/>
+              </w:rPr>
+            </w:pPr>
             <w:r>
               <w:rPr>
-                <w:rFonts w:hint="eastAsia"/>
+                <w:rFonts w:ascii="Consolas" w:eastAsia="楷体" w:hAnsi="Consolas" w:hint="eastAsia"/>
               </w:rPr>
               <w:t>阿斯弗</w:t>
             </w:r>
@@ -593,9 +931,14 @@
             <w:tcW w:w="2074" w:type="dxa"/>
           </w:tcPr>
           <w:p>
+            <w:pPr>
+              <w:rPr>
+                <w:rFonts w:ascii="Consolas" w:eastAsia="楷体" w:hAnsi="Consolas"/>
+              </w:rPr>
+            </w:pPr>
             <w:r>
               <w:rPr>
-                <w:rFonts w:hint="eastAsia"/>
+                <w:rFonts w:ascii="Consolas" w:eastAsia="楷体" w:hAnsi="Consolas" w:hint="eastAsia"/>
               </w:rPr>
               <w:t>士大夫</w:t>
             </w:r>
@@ -608,9 +951,14 @@
             <w:tcW w:w="2074" w:type="dxa"/>
           </w:tcPr>
           <w:p>
+            <w:pPr>
+              <w:rPr>
+                <w:rFonts w:ascii="Consolas" w:eastAsia="楷体" w:hAnsi="Consolas"/>
+              </w:rPr>
+            </w:pPr>
             <w:r>
               <w:rPr>
-                <w:rFonts w:hint="eastAsia"/>
+                <w:rFonts w:ascii="Consolas" w:eastAsia="楷体" w:hAnsi="Consolas" w:hint="eastAsia"/>
               </w:rPr>
               <w:t>阿斯弗</w:t>
             </w:r>
@@ -621,9 +969,14 @@
             <w:tcW w:w="2074" w:type="dxa"/>
           </w:tcPr>
           <w:p>
+            <w:pPr>
+              <w:rPr>
+                <w:rFonts w:ascii="Consolas" w:eastAsia="楷体" w:hAnsi="Consolas"/>
+              </w:rPr>
+            </w:pPr>
             <w:r>
               <w:rPr>
-                <w:rFonts w:hint="eastAsia"/>
+                <w:rFonts w:ascii="Consolas" w:eastAsia="楷体" w:hAnsi="Consolas" w:hint="eastAsia"/>
               </w:rPr>
               <w:t>阿三</w:t>
             </w:r>
@@ -634,9 +987,14 @@
             <w:tcW w:w="2074" w:type="dxa"/>
           </w:tcPr>
           <w:p>
+            <w:pPr>
+              <w:rPr>
+                <w:rFonts w:ascii="Consolas" w:eastAsia="楷体" w:hAnsi="Consolas"/>
+              </w:rPr>
+            </w:pPr>
             <w:r>
               <w:rPr>
-                <w:rFonts w:hint="eastAsia"/>
+                <w:rFonts w:ascii="Consolas" w:eastAsia="楷体" w:hAnsi="Consolas" w:hint="eastAsia"/>
               </w:rPr>
               <w:t>阿斯蒂芬</w:t>
             </w:r>
@@ -647,9 +1005,14 @@
             <w:tcW w:w="2074" w:type="dxa"/>
           </w:tcPr>
           <w:p>
+            <w:pPr>
+              <w:rPr>
+                <w:rFonts w:ascii="Consolas" w:eastAsia="楷体" w:hAnsi="Consolas"/>
+              </w:rPr>
+            </w:pPr>
             <w:r>
               <w:rPr>
-                <w:rFonts w:hint="eastAsia"/>
+                <w:rFonts w:ascii="Consolas" w:eastAsia="楷体" w:hAnsi="Consolas" w:hint="eastAsia"/>
               </w:rPr>
               <w:t>阿斯蒂芬</w:t>
             </w:r>
@@ -662,9 +1025,14 @@
             <w:tcW w:w="2074" w:type="dxa"/>
           </w:tcPr>
           <w:p>
+            <w:pPr>
+              <w:rPr>
+                <w:rFonts w:ascii="Consolas" w:eastAsia="楷体" w:hAnsi="Consolas"/>
+              </w:rPr>
+            </w:pPr>
             <w:r>
               <w:rPr>
-                <w:rFonts w:hint="eastAsia"/>
+                <w:rFonts w:ascii="Consolas" w:eastAsia="楷体" w:hAnsi="Consolas" w:hint="eastAsia"/>
               </w:rPr>
               <w:t>阿斯弗</w:t>
             </w:r>
@@ -675,9 +1043,14 @@
             <w:tcW w:w="2074" w:type="dxa"/>
           </w:tcPr>
           <w:p>
+            <w:pPr>
+              <w:rPr>
+                <w:rFonts w:ascii="Consolas" w:eastAsia="楷体" w:hAnsi="Consolas"/>
+              </w:rPr>
+            </w:pPr>
             <w:r>
               <w:rPr>
-                <w:rFonts w:hint="eastAsia"/>
+                <w:rFonts w:ascii="Consolas" w:eastAsia="楷体" w:hAnsi="Consolas" w:hint="eastAsia"/>
               </w:rPr>
               <w:t>安抚</w:t>
             </w:r>
@@ -688,9 +1061,14 @@
             <w:tcW w:w="2074" w:type="dxa"/>
           </w:tcPr>
           <w:p>
+            <w:pPr>
+              <w:rPr>
+                <w:rFonts w:ascii="Consolas" w:eastAsia="楷体" w:hAnsi="Consolas"/>
+              </w:rPr>
+            </w:pPr>
             <w:r>
               <w:rPr>
-                <w:rFonts w:hint="eastAsia"/>
+                <w:rFonts w:ascii="Consolas" w:eastAsia="楷体" w:hAnsi="Consolas" w:hint="eastAsia"/>
               </w:rPr>
               <w:t>阿斯弗</w:t>
             </w:r>
@@ -701,9 +1079,14 @@
             <w:tcW w:w="2074" w:type="dxa"/>
           </w:tcPr>
           <w:p>
+            <w:pPr>
+              <w:rPr>
+                <w:rFonts w:ascii="Consolas" w:eastAsia="楷体" w:hAnsi="Consolas"/>
+              </w:rPr>
+            </w:pPr>
             <w:r>
               <w:rPr>
-                <w:rFonts w:hint="eastAsia"/>
+                <w:rFonts w:ascii="Consolas" w:eastAsia="楷体" w:hAnsi="Consolas" w:hint="eastAsia"/>
               </w:rPr>
               <w:t>阿斯弗</w:t>
             </w:r>
@@ -714,14 +1097,55 @@
     <w:p>
       <w:pPr>
         <w:ind w:firstLine="420"/>
-      </w:pPr>
-    </w:p>
-    <w:p>
-      <w:pPr>
-        <w:rPr>
-          <w:rFonts w:hint="eastAsia"/>
-        </w:rPr>
-      </w:pPr>
+        <w:rPr>
+          <w:rFonts w:ascii="Consolas" w:eastAsia="楷体" w:hAnsi="Consolas"/>
+        </w:rPr>
+      </w:pPr>
+    </w:p>
+    <w:p>
+      <w:pPr>
+        <w:rPr>
+          <w:rFonts w:ascii="Consolas" w:eastAsia="楷体" w:hAnsi="Consolas"/>
+        </w:rPr>
+      </w:pPr>
+    </w:p>
+    <w:p>
+      <w:pPr>
+        <w:rPr>
+          <w:rFonts w:ascii="Consolas" w:eastAsia="楷体" w:hAnsi="Consolas"/>
+        </w:rPr>
+      </w:pPr>
+      <w:r>
+        <w:rPr>
+          <w:rFonts w:ascii="Consolas" w:eastAsia="楷体" w:hAnsi="Consolas" w:hint="eastAsia"/>
+        </w:rPr>
+        <w:t>的</w:t>
+      </w:r>
+      <w:r>
+        <w:rPr>
+          <w:rFonts w:ascii="Consolas" w:eastAsia="楷体" w:hAnsi="Consolas" w:hint="eastAsia"/>
+        </w:rPr>
+        <w:t>JFK</w:t>
+      </w:r>
+    </w:p>
+    <w:p>
+      <w:pPr>
+        <w:rPr>
+          <w:rFonts w:ascii="Consolas" w:eastAsia="楷体" w:hAnsi="Consolas"/>
+        </w:rPr>
+      </w:pPr>
+      <w:r>
+        <w:rPr>
+          <w:rFonts w:ascii="Consolas" w:eastAsia="楷体" w:hAnsi="Consolas" w:hint="eastAsia"/>
+        </w:rPr>
+        <w:t xml:space="preserve">CIFAR-10 </w:t>
+      </w:r>
+      <w:r>
+        <w:rPr>
+          <w:rFonts w:ascii="Consolas" w:eastAsia="楷体" w:hAnsi="Consolas" w:hint="eastAsia"/>
+        </w:rPr>
+        <w:t>数据集</w:t>
+      </w:r>
     </w:p>
     <w:sectPr>
       <w:pgSz w:w="11906" w:h="16838"/>
@@ -2204,6 +2628,16 @@
       </w:tblBorders>
     </w:tblPr>
   </w:style>
+  <w:style w:type="character" w:styleId="af3">
+    <w:name w:val="Placeholder Text"/>
+    <w:basedOn w:val="a0"/>
+    <w:uiPriority w:val="99"/>
+    <w:semiHidden/>
+    <w:rsid w:val="004E1B3E"/>
+    <w:rPr>
+      <w:color w:val="666666"/>
+    </w:rPr>
+  </w:style>
 </w:styles>
 </file>
 
